--- a/원고/2부/러시아어_컨설턴트_27아크.docx
+++ b/원고/2부/러시아어_컨설턴트_27아크.docx
@@ -973,6 +973,42 @@
         <w:t xml:space="preserve"> </w:t>
       </w:r>
       <w:r>
+        <w:t xml:space="preserve">(Улыбнувшись) Обжёгшись на молоке, дуют на воду?</w:t>
+      </w:r>
+    </w:p>
+    <w:p>
+      <w:pPr>
+        <w:pStyle w:val="BodyText"/>
+      </w:pPr>
+      <w:r>
+        <w:rPr>
+          <w:bCs/>
+          <w:b/>
+        </w:rPr>
+        <w:t xml:space="preserve">Настя:</w:t>
+      </w:r>
+      <w:r>
+        <w:t xml:space="preserve"> </w:t>
+      </w:r>
+      <w:r>
+        <w:t xml:space="preserve">Может быть. Но — лучше дуть на воду, чем обжечься второй раз.</w:t>
+      </w:r>
+    </w:p>
+    <w:p>
+      <w:pPr>
+        <w:pStyle w:val="BodyText"/>
+      </w:pPr>
+      <w:r>
+        <w:rPr>
+          <w:bCs/>
+          <w:b/>
+        </w:rPr>
+        <w:t xml:space="preserve">Кирилл:</w:t>
+      </w:r>
+      <w:r>
+        <w:t xml:space="preserve"> </w:t>
+      </w:r>
+      <w:r>
         <w:t xml:space="preserve">Понимаю осторожность. Хотя — сто двадцать миллионов — на разведку — не тот же масштаб риска, что был у нас раньше.</w:t>
       </w:r>
     </w:p>
@@ -2054,6 +2090,42 @@
       </w:r>
       <w:r>
         <w:t xml:space="preserve">Учился — на инженера-энергетика. Видел — переход — к новой энергетике задолго до того, как это стало очевидно.</w:t>
+      </w:r>
+    </w:p>
+    <w:p>
+      <w:pPr>
+        <w:pStyle w:val="BodyText"/>
+      </w:pPr>
+      <w:r>
+        <w:rPr>
+          <w:bCs/>
+          <w:b/>
+        </w:rPr>
+        <w:t xml:space="preserve">Кирилл:</w:t>
+      </w:r>
+      <w:r>
+        <w:t xml:space="preserve"> </w:t>
+      </w:r>
+      <w:r>
+        <w:t xml:space="preserve">Как у Пушкина: «О сколько нам открытий чудных / Готовит просвещенья дух / И опыт, сын ошибок трудных, / И гений, парадоксов друг, / И случай, бог изобретатель…»</w:t>
+      </w:r>
+    </w:p>
+    <w:p>
+      <w:pPr>
+        <w:pStyle w:val="BodyText"/>
+      </w:pPr>
+      <w:r>
+        <w:rPr>
+          <w:bCs/>
+          <w:b/>
+        </w:rPr>
+        <w:t xml:space="preserve">Данила:</w:t>
+      </w:r>
+      <w:r>
+        <w:t xml:space="preserve"> </w:t>
+      </w:r>
+      <w:r>
+        <w:t xml:space="preserve">(Улыбнувшись) Любимые строки моего научного руководителя. Только — случая я ждал дольше, чем рассчитывал.</w:t>
       </w:r>
     </w:p>
     <w:p>

--- a/원고/2부/러시아어_컨설턴트_27아크.docx
+++ b/원고/2부/러시아어_컨설턴트_27아크.docx
@@ -3298,6 +3298,222 @@
       </w:r>
       <w:r>
         <w:t xml:space="preserve">Три рынка три месяца — одна идея наконец услышанная. Хорошее начало для следующей главы.</w:t>
+      </w:r>
+    </w:p>
+    <w:p>
+      <w:r>
+        <w:br w:type="page"/>
+      </w:r>
+    </w:p>
+    <w:p>
+      <w:pPr>
+        <w:pStyle w:val="BodyText"/>
+      </w:pPr>
+      <w:r>
+        <w:rPr>
+          <w:b/>
+          <w:bCs/>
+          <w:sz w:val="32"/>
+          <w:szCs w:val="32"/>
+        </w:rPr>
+        <w:t xml:space="preserve">📚 인용 해설 노트 — 27아크</w:t>
+      </w:r>
+    </w:p>
+    <w:p>
+      <w:pPr>
+        <w:pStyle w:val="BodyText"/>
+      </w:pPr>
+      <w:r>
+        <w:rPr/>
+        <w:t xml:space="preserve">이 화에 나온 러시아 고전 인용과 속담의 뜻, 원작 맥락, 쓰인 장면, 실제 대화에서 쓰는 요령을 정리했습니다.</w:t>
+      </w:r>
+    </w:p>
+    <w:p>
+      <w:pPr>
+        <w:pStyle w:val="BodyText"/>
+      </w:pPr>
+      <w:r>
+        <w:rPr>
+          <w:b/>
+          <w:bCs/>
+          <w:sz w:val="24"/>
+          <w:szCs w:val="24"/>
+        </w:rPr>
+        <w:t xml:space="preserve">인용 1 · «Обжёгшись на молоке, дуют на воду»</w:t>
+      </w:r>
+    </w:p>
+    <w:p>
+      <w:pPr>
+        <w:pStyle w:val="BodyText"/>
+      </w:pPr>
+      <w:r>
+        <w:rPr>
+          <w:b/>
+          <w:bCs/>
+        </w:rPr>
+        <w:t xml:space="preserve">출전: </w:t>
+      </w:r>
+      <w:r>
+        <w:rPr/>
+        <w:t xml:space="preserve">러시아 속담</w:t>
+      </w:r>
+    </w:p>
+    <w:p>
+      <w:pPr>
+        <w:pStyle w:val="BodyText"/>
+      </w:pPr>
+      <w:r>
+        <w:rPr>
+          <w:b/>
+          <w:bCs/>
+        </w:rPr>
+        <w:t xml:space="preserve">뜻: </w:t>
+      </w:r>
+      <w:r>
+        <w:rPr/>
+        <w:t xml:space="preserve">뜨거운 우유에 덴 사람은 찬물도 불어 마신다. 우리말 '자라 보고 놀란 가슴 솥뚜껑 보고 놀란다'와 같습니다.</w:t>
+      </w:r>
+    </w:p>
+    <w:p>
+      <w:pPr>
+        <w:pStyle w:val="BodyText"/>
+      </w:pPr>
+      <w:r>
+        <w:rPr>
+          <w:b/>
+          <w:bCs/>
+        </w:rPr>
+        <w:t xml:space="preserve">원작·유래: </w:t>
+      </w:r>
+      <w:r>
+        <w:rPr/>
+        <w:t xml:space="preserve">한 번 크게 당한 사람은 필요 이상으로 조심하게 된다는 뜻입니다. 지나친 경계심을 가볍게 꼬집을 때 씁니다.</w:t>
+      </w:r>
+    </w:p>
+    <w:p>
+      <w:pPr>
+        <w:pStyle w:val="BodyText"/>
+      </w:pPr>
+      <w:r>
+        <w:rPr>
+          <w:b/>
+          <w:bCs/>
+        </w:rPr>
+        <w:t xml:space="preserve">이 화에서: </w:t>
+      </w:r>
+      <w:r>
+        <w:rPr/>
+        <w:t xml:space="preserve">컴플라이언스 위기 직후 리튬 탐사에 투자하는 걸 망설이는 나스탸에게 키릴이 웃으며 묻고, 나스탸는 '두 번 데는 것보다 물을 부는 게 낫다'고 받아칩니다.</w:t>
+      </w:r>
+    </w:p>
+    <w:p>
+      <w:pPr>
+        <w:pStyle w:val="BodyText"/>
+      </w:pPr>
+      <w:r>
+        <w:rPr>
+          <w:b/>
+          <w:bCs/>
+        </w:rPr>
+        <w:t xml:space="preserve">대화 활용 팁: </w:t>
+      </w:r>
+      <w:r>
+        <w:rPr/>
+        <w:t xml:space="preserve">실패 뒤 과도하게 신중해진 상대를 부드럽게 설득할 때 씁니다. 이 장면처럼 상대가 그 비유를 받아 반박할 수도 있어 대화가 자연스럽게 이어집니다.</w:t>
+      </w:r>
+    </w:p>
+    <w:p>
+      <w:pPr>
+        <w:pStyle w:val="BodyText"/>
+      </w:pPr>
+      <w:r>
+        <w:rPr>
+          <w:b/>
+          <w:bCs/>
+          <w:sz w:val="24"/>
+          <w:szCs w:val="24"/>
+        </w:rPr>
+        <w:t xml:space="preserve">인용 2 · «О сколько нам открытий чудных / Готовит просвещенья дух / И опыт, сын ошибок трудных, / И гений, парадоксов друг, / И случай, бог изобретатель…»</w:t>
+      </w:r>
+    </w:p>
+    <w:p>
+      <w:pPr>
+        <w:pStyle w:val="BodyText"/>
+      </w:pPr>
+      <w:r>
+        <w:rPr>
+          <w:b/>
+          <w:bCs/>
+        </w:rPr>
+        <w:t xml:space="preserve">출전: </w:t>
+      </w:r>
+      <w:r>
+        <w:rPr/>
+        <w:t xml:space="preserve">알렉산드르 푸시킨, 미완성 시(1829)</w:t>
+      </w:r>
+    </w:p>
+    <w:p>
+      <w:pPr>
+        <w:pStyle w:val="BodyText"/>
+      </w:pPr>
+      <w:r>
+        <w:rPr>
+          <w:b/>
+          <w:bCs/>
+        </w:rPr>
+        <w:t xml:space="preserve">뜻: </w:t>
+      </w:r>
+      <w:r>
+        <w:rPr/>
+        <w:t xml:space="preserve">얼마나 많은 놀라운 발견을 계몽의 정신과, 힘든 실수의 아들인 경험과, 역설의 친구인 천재와, 발명의 신인 우연이 우리에게 준비하고 있는가.</w:t>
+      </w:r>
+    </w:p>
+    <w:p>
+      <w:pPr>
+        <w:pStyle w:val="BodyText"/>
+      </w:pPr>
+      <w:r>
+        <w:rPr>
+          <w:b/>
+          <w:bCs/>
+        </w:rPr>
+        <w:t xml:space="preserve">원작·유래: </w:t>
+      </w:r>
+      <w:r>
+        <w:rPr/>
+        <w:t xml:space="preserve">푸시킨이 과학과 발견에 대해 쓴 미완성 시입니다. 소련 시절 과학 대중화 TV 프로그램 «Очевидное — невероятное»의 오프닝에 쓰여 러시아에서는 '과학과 탐구'의 상징처럼 통합니다. «опыт, сын ошибок трудных»(경험은 힘든 실수의 아들)만 따로 인용하는 경우도 많습니다.</w:t>
+      </w:r>
+    </w:p>
+    <w:p>
+      <w:pPr>
+        <w:pStyle w:val="BodyText"/>
+      </w:pPr>
+      <w:r>
+        <w:rPr>
+          <w:b/>
+          <w:bCs/>
+        </w:rPr>
+        <w:t xml:space="preserve">이 화에서: </w:t>
+      </w:r>
+      <w:r>
+        <w:rPr/>
+        <w:t xml:space="preserve">에너지 엔지니어 출신 다닐라가 신에너지 사업에 품은 열정의 근원을 이야기하자 키릴이 인용하고, 다닐라는 '지도교수님이 좋아하던 구절'이라고 답합니다.</w:t>
+      </w:r>
+    </w:p>
+    <w:p>
+      <w:pPr>
+        <w:pStyle w:val="BodyText"/>
+      </w:pPr>
+      <w:r>
+        <w:rPr>
+          <w:b/>
+          <w:bCs/>
+        </w:rPr>
+        <w:t xml:space="preserve">대화 활용 팁: </w:t>
+      </w:r>
+      <w:r>
+        <w:rPr/>
+        <w:t xml:space="preserve">연구개발, 탐사, 혁신 프로젝트를 이야기할 때 품격 있게 쓸 수 있습니다. 전체를 외우기 어렵다면 «опыт, сын ошибок трудных»만 써도 실패에서 배우자는 메시지로 충분합니다.</w:t>
       </w:r>
     </w:p>
     <w:sectPr/>
